--- a/Sprints/Sprint Retrospectives/Sprint Retrospektiv Uke 14.docx
+++ b/Sprints/Sprint Retrospectives/Sprint Retrospektiv Uke 14.docx
@@ -7,10 +7,16 @@
         <w:pStyle w:val="Title"/>
       </w:pPr>
       <w:r>
-        <w:t>Sprint Retrospektiv Iteration 1</w:t>
-      </w:r>
-      <w:r>
-        <w:t>2</w:t>
+        <w:t xml:space="preserve">Sprint Retrospektiv </w:t>
+      </w:r>
+      <w:r>
+        <w:t>Uke</w:t>
+      </w:r>
+      <w:r>
+        <w:t xml:space="preserve"> 1</w:t>
+      </w:r>
+      <w:r>
+        <w:t>4</w:t>
       </w:r>
     </w:p>
     <w:tbl>
@@ -160,16 +166,7 @@
               <w:pStyle w:val="BodyText"/>
             </w:pPr>
             <w:r>
-              <w:t>08</w:t>
-            </w:r>
-            <w:r>
-              <w:t>.0</w:t>
-            </w:r>
-            <w:r>
-              <w:t>4</w:t>
-            </w:r>
-            <w:r>
-              <w:t>.2026</w:t>
+              <w:t>08.04.2026</w:t>
             </w:r>
           </w:p>
         </w:tc>
@@ -311,16 +308,7 @@
               <w:ind w:left="360" w:hanging="360"/>
             </w:pPr>
             <w:r>
-              <w:t>FrontEnd</w:t>
-            </w:r>
-            <w:r>
-              <w:t>:</w:t>
-            </w:r>
-            <w:r>
-              <w:t xml:space="preserve"> UI har blitt oppdatert og fått implementert deler av backend for sidebar</w:t>
-            </w:r>
-            <w:r>
-              <w:t xml:space="preserve">. </w:t>
+              <w:t xml:space="preserve">FrontEnd: UI har blitt oppdatert og fått implementert deler av backend for sidebar. </w:t>
             </w:r>
           </w:p>
         </w:tc>
@@ -383,10 +371,7 @@
               <w:ind w:left="360" w:hanging="360"/>
             </w:pPr>
             <w:r>
-              <w:t>Kommunikasjon</w:t>
-            </w:r>
-            <w:r>
-              <w:t xml:space="preserve">: </w:t>
+              <w:t xml:space="preserve">Kommunikasjon: </w:t>
             </w:r>
             <w:r>
               <w:t>Redusert bussruter i påsken gjorde det vanskelig å møte fysisk. Derfor burde vi ha jobbet mer digitalt sammen for å øke motivasjon.</w:t>
@@ -524,18 +509,15 @@
         <w:t>:</w:t>
       </w:r>
       <w:r>
-        <w:t xml:space="preserve"> </w:t>
-      </w:r>
-      <w:r>
-        <w:t>Gjøre realistiske antagelser i forhold til sprint planlegging</w:t>
+        <w:t xml:space="preserve"> Gjøre realistiske antagelser i forhold til sprint planlegging</w:t>
       </w:r>
     </w:p>
     <w:p/>
     <w:p/>
     <w:p/>
     <w:sectPr>
-      <w:headerReference w:type="default" r:id="rId5"/>
-      <w:footerReference w:type="default" r:id="rId6"/>
+      <w:headerReference w:type="default" r:id="rId7"/>
+      <w:footerReference w:type="default" r:id="rId8"/>
       <w:pgSz w:w="11900" w:h="16840"/>
       <w:pgMar w:top="1417" w:right="1417" w:bottom="1417" w:left="1417" w:header="708" w:footer="708" w:gutter="0"/>
       <w:cols w:space="708"/>
@@ -545,6 +527,25 @@
 </w:document>
 </file>
 
+<file path=word/endnotes.xml><?xml version="1.0" encoding="utf-8"?>
+<w:endnotes xmlns:wpc="http://schemas.microsoft.com/office/word/2010/wordprocessingCanvas" xmlns:cx="http://schemas.microsoft.com/office/drawing/2014/chartex" xmlns:cx1="http://schemas.microsoft.com/office/drawing/2015/9/8/chartex" xmlns:cx2="http://schemas.microsoft.com/office/drawing/2015/10/21/chartex" xmlns:cx3="http://schemas.microsoft.com/office/drawing/2016/5/9/chartex" xmlns:cx4="http://schemas.microsoft.com/office/drawing/2016/5/10/chartex" xmlns:cx5="http://schemas.microsoft.com/office/drawing/2016/5/11/chartex" xmlns:cx6="http://schemas.microsoft.com/office/drawing/2016/5/12/chartex" xmlns:cx7="http://schemas.microsoft.com/office/drawing/2016/5/13/chartex" xmlns:cx8="http://schemas.microsoft.com/office/drawing/2016/5/14/chartex" xmlns:mc="http://schemas.openxmlformats.org/markup-compatibility/2006" xmlns:aink="http://schemas.microsoft.com/office/drawing/2016/ink" xmlns:am3d="http://schemas.microsoft.com/office/drawing/2017/model3d" xmlns:o="urn:schemas-microsoft-com:office:office" xmlns:oel="http://schemas.microsoft.com/office/2019/extlst" xmlns:r="http://schemas.openxmlformats.org/officeDocument/2006/relationships" xmlns:m="http://schemas.openxmlformats.org/officeDocument/2006/math" xmlns:v="urn:schemas-microsoft-com:vml" xmlns:wp14="http://schemas.microsoft.com/office/word/2010/wordprocessingDrawing" xmlns:wp="http://schemas.openxmlformats.org/drawingml/2006/wordprocessingDrawing" xmlns:w10="urn:schemas-microsoft-com:office:word" xmlns:w="http://schemas.openxmlformats.org/wordprocessingml/2006/main" xmlns:w14="http://schemas.microsoft.com/office/word/2010/wordml" xmlns:w15="http://schemas.microsoft.com/office/word/2012/wordml" xmlns:w16cex="http://schemas.microsoft.com/office/word/2018/wordml/cex" xmlns:w16cid="http://schemas.microsoft.com/office/word/2016/wordml/cid" xmlns:w16="http://schemas.microsoft.com/office/word/2018/wordml" xmlns:w16du="http://schemas.microsoft.com/office/word/2023/wordml/word16du" xmlns:w16sdtdh="http://schemas.microsoft.com/office/word/2020/wordml/sdtdatahash" xmlns:w16sdtfl="http://schemas.microsoft.com/office/word/2024/wordml/sdtformatlock" xmlns:w16se="http://schemas.microsoft.com/office/word/2015/wordml/symex" xmlns:wpg="http://schemas.microsoft.com/office/word/2010/wordprocessingGroup" xmlns:wpi="http://schemas.microsoft.com/office/word/2010/wordprocessingInk" xmlns:wne="http://schemas.microsoft.com/office/word/2006/wordml" xmlns:wps="http://schemas.microsoft.com/office/word/2010/wordprocessingShape" mc:Ignorable="w14 w15 w16se w16cid w16 w16cex w16sdtdh w16sdtfl w16du wp14">
+  <w:endnote w:type="separator" w:id="-1">
+    <w:p>
+      <w:r>
+        <w:separator/>
+      </w:r>
+    </w:p>
+  </w:endnote>
+  <w:endnote w:type="continuationSeparator" w:id="0">
+    <w:p>
+      <w:r>
+        <w:continuationSeparator/>
+      </w:r>
+    </w:p>
+  </w:endnote>
+</w:endnotes>
+</file>
+
 <file path=word/footer1.xml><?xml version="1.0" encoding="utf-8"?>
 <w:ftr xmlns:wpc="http://schemas.microsoft.com/office/word/2010/wordprocessingCanvas" xmlns:cx="http://schemas.microsoft.com/office/drawing/2014/chartex" xmlns:cx1="http://schemas.microsoft.com/office/drawing/2015/9/8/chartex" xmlns:cx2="http://schemas.microsoft.com/office/drawing/2015/10/21/chartex" xmlns:cx3="http://schemas.microsoft.com/office/drawing/2016/5/9/chartex" xmlns:cx4="http://schemas.microsoft.com/office/drawing/2016/5/10/chartex" xmlns:cx5="http://schemas.microsoft.com/office/drawing/2016/5/11/chartex" xmlns:cx6="http://schemas.microsoft.com/office/drawing/2016/5/12/chartex" xmlns:cx7="http://schemas.microsoft.com/office/drawing/2016/5/13/chartex" xmlns:cx8="http://schemas.microsoft.com/office/drawing/2016/5/14/chartex" xmlns:mc="http://schemas.openxmlformats.org/markup-compatibility/2006" xmlns:aink="http://schemas.microsoft.com/office/drawing/2016/ink" xmlns:am3d="http://schemas.microsoft.com/office/drawing/2017/model3d" xmlns:o="urn:schemas-microsoft-com:office:office" xmlns:oel="http://schemas.microsoft.com/office/2019/extlst" xmlns:r="http://schemas.openxmlformats.org/officeDocument/2006/relationships" xmlns:m="http://schemas.openxmlformats.org/officeDocument/2006/math" xmlns:v="urn:schemas-microsoft-com:vml" xmlns:wp14="http://schemas.microsoft.com/office/word/2010/wordprocessingDrawing" xmlns:wp="http://schemas.openxmlformats.org/drawingml/2006/wordprocessingDrawing" xmlns:w10="urn:schemas-microsoft-com:office:word" xmlns:w="http://schemas.openxmlformats.org/wordprocessingml/2006/main" xmlns:w14="http://schemas.microsoft.com/office/word/2010/wordml" xmlns:w15="http://schemas.microsoft.com/office/word/2012/wordml" xmlns:w16cex="http://schemas.microsoft.com/office/word/2018/wordml/cex" xmlns:w16cid="http://schemas.microsoft.com/office/word/2016/wordml/cid" xmlns:w16="http://schemas.microsoft.com/office/word/2018/wordml" xmlns:w16du="http://schemas.microsoft.com/office/word/2023/wordml/word16du" xmlns:w16sdtdh="http://schemas.microsoft.com/office/word/2020/wordml/sdtdatahash" xmlns:w16sdtfl="http://schemas.microsoft.com/office/word/2024/wordml/sdtformatlock" xmlns:w16se="http://schemas.microsoft.com/office/word/2015/wordml/symex" xmlns:wpg="http://schemas.microsoft.com/office/word/2010/wordprocessingGroup" xmlns:wpi="http://schemas.microsoft.com/office/word/2010/wordprocessingInk" xmlns:wne="http://schemas.microsoft.com/office/word/2006/wordml" xmlns:wps="http://schemas.microsoft.com/office/word/2010/wordprocessingShape" mc:Ignorable="w14 w15 w16se w16cid w16 w16cex w16sdtdh w16sdtfl w16du wp14">
   <w:p>
@@ -558,7 +559,7 @@
       <mc:AlternateContent>
         <mc:Choice Requires="wps">
           <w:drawing>
-            <wp:anchor distT="0" distB="0" distL="114300" distR="114300" simplePos="0" relativeHeight="251659264" behindDoc="0" locked="0" layoutInCell="1" allowOverlap="1" wp14:anchorId="12307B18" wp14:editId="68EF13FE">
+            <wp:anchor distT="0" distB="0" distL="114300" distR="114300" simplePos="0" relativeHeight="251657728" behindDoc="0" locked="0" layoutInCell="1" allowOverlap="1" wp14:anchorId="12307B18" wp14:editId="68EF13FE">
               <wp:simplePos x="0" y="0"/>
               <wp:positionH relativeFrom="column">
                 <wp:posOffset>0</wp:posOffset>
@@ -618,6 +619,25 @@
 </w:ftr>
 </file>
 
+<file path=word/footnotes.xml><?xml version="1.0" encoding="utf-8"?>
+<w:footnotes xmlns:wpc="http://schemas.microsoft.com/office/word/2010/wordprocessingCanvas" xmlns:cx="http://schemas.microsoft.com/office/drawing/2014/chartex" xmlns:cx1="http://schemas.microsoft.com/office/drawing/2015/9/8/chartex" xmlns:cx2="http://schemas.microsoft.com/office/drawing/2015/10/21/chartex" xmlns:cx3="http://schemas.microsoft.com/office/drawing/2016/5/9/chartex" xmlns:cx4="http://schemas.microsoft.com/office/drawing/2016/5/10/chartex" xmlns:cx5="http://schemas.microsoft.com/office/drawing/2016/5/11/chartex" xmlns:cx6="http://schemas.microsoft.com/office/drawing/2016/5/12/chartex" xmlns:cx7="http://schemas.microsoft.com/office/drawing/2016/5/13/chartex" xmlns:cx8="http://schemas.microsoft.com/office/drawing/2016/5/14/chartex" xmlns:mc="http://schemas.openxmlformats.org/markup-compatibility/2006" xmlns:aink="http://schemas.microsoft.com/office/drawing/2016/ink" xmlns:am3d="http://schemas.microsoft.com/office/drawing/2017/model3d" xmlns:o="urn:schemas-microsoft-com:office:office" xmlns:oel="http://schemas.microsoft.com/office/2019/extlst" xmlns:r="http://schemas.openxmlformats.org/officeDocument/2006/relationships" xmlns:m="http://schemas.openxmlformats.org/officeDocument/2006/math" xmlns:v="urn:schemas-microsoft-com:vml" xmlns:wp14="http://schemas.microsoft.com/office/word/2010/wordprocessingDrawing" xmlns:wp="http://schemas.openxmlformats.org/drawingml/2006/wordprocessingDrawing" xmlns:w10="urn:schemas-microsoft-com:office:word" xmlns:w="http://schemas.openxmlformats.org/wordprocessingml/2006/main" xmlns:w14="http://schemas.microsoft.com/office/word/2010/wordml" xmlns:w15="http://schemas.microsoft.com/office/word/2012/wordml" xmlns:w16cex="http://schemas.microsoft.com/office/word/2018/wordml/cex" xmlns:w16cid="http://schemas.microsoft.com/office/word/2016/wordml/cid" xmlns:w16="http://schemas.microsoft.com/office/word/2018/wordml" xmlns:w16du="http://schemas.microsoft.com/office/word/2023/wordml/word16du" xmlns:w16sdtdh="http://schemas.microsoft.com/office/word/2020/wordml/sdtdatahash" xmlns:w16sdtfl="http://schemas.microsoft.com/office/word/2024/wordml/sdtformatlock" xmlns:w16se="http://schemas.microsoft.com/office/word/2015/wordml/symex" xmlns:wpg="http://schemas.microsoft.com/office/word/2010/wordprocessingGroup" xmlns:wpi="http://schemas.microsoft.com/office/word/2010/wordprocessingInk" xmlns:wne="http://schemas.microsoft.com/office/word/2006/wordml" xmlns:wps="http://schemas.microsoft.com/office/word/2010/wordprocessingShape" mc:Ignorable="w14 w15 w16se w16cid w16 w16cex w16sdtdh w16sdtfl w16du wp14">
+  <w:footnote w:type="separator" w:id="-1">
+    <w:p>
+      <w:r>
+        <w:separator/>
+      </w:r>
+    </w:p>
+  </w:footnote>
+  <w:footnote w:type="continuationSeparator" w:id="0">
+    <w:p>
+      <w:r>
+        <w:continuationSeparator/>
+      </w:r>
+    </w:p>
+  </w:footnote>
+</w:footnotes>
+</file>
+
 <file path=word/header1.xml><?xml version="1.0" encoding="utf-8"?>
 <w:hdr xmlns:wpc="http://schemas.microsoft.com/office/word/2010/wordprocessingCanvas" xmlns:cx="http://schemas.microsoft.com/office/drawing/2014/chartex" xmlns:cx1="http://schemas.microsoft.com/office/drawing/2015/9/8/chartex" xmlns:cx2="http://schemas.microsoft.com/office/drawing/2015/10/21/chartex" xmlns:cx3="http://schemas.microsoft.com/office/drawing/2016/5/9/chartex" xmlns:cx4="http://schemas.microsoft.com/office/drawing/2016/5/10/chartex" xmlns:cx5="http://schemas.microsoft.com/office/drawing/2016/5/11/chartex" xmlns:cx6="http://schemas.microsoft.com/office/drawing/2016/5/12/chartex" xmlns:cx7="http://schemas.microsoft.com/office/drawing/2016/5/13/chartex" xmlns:cx8="http://schemas.microsoft.com/office/drawing/2016/5/14/chartex" xmlns:mc="http://schemas.openxmlformats.org/markup-compatibility/2006" xmlns:aink="http://schemas.microsoft.com/office/drawing/2016/ink" xmlns:am3d="http://schemas.microsoft.com/office/drawing/2017/model3d" xmlns:o="urn:schemas-microsoft-com:office:office" xmlns:oel="http://schemas.microsoft.com/office/2019/extlst" xmlns:r="http://schemas.openxmlformats.org/officeDocument/2006/relationships" xmlns:m="http://schemas.openxmlformats.org/officeDocument/2006/math" xmlns:v="urn:schemas-microsoft-com:vml" xmlns:wp14="http://schemas.microsoft.com/office/word/2010/wordprocessingDrawing" xmlns:wp="http://schemas.openxmlformats.org/drawingml/2006/wordprocessingDrawing" xmlns:w10="urn:schemas-microsoft-com:office:word" xmlns:w="http://schemas.openxmlformats.org/wordprocessingml/2006/main" xmlns:w14="http://schemas.microsoft.com/office/word/2010/wordml" xmlns:w15="http://schemas.microsoft.com/office/word/2012/wordml" xmlns:w16cex="http://schemas.microsoft.com/office/word/2018/wordml/cex" xmlns:w16cid="http://schemas.microsoft.com/office/word/2016/wordml/cid" xmlns:w16="http://schemas.microsoft.com/office/word/2018/wordml" xmlns:w16du="http://schemas.microsoft.com/office/word/2023/wordml/word16du" xmlns:w16sdtdh="http://schemas.microsoft.com/office/word/2020/wordml/sdtdatahash" xmlns:w16sdtfl="http://schemas.microsoft.com/office/word/2024/wordml/sdtformatlock" xmlns:w16se="http://schemas.microsoft.com/office/word/2015/wordml/symex" xmlns:wpg="http://schemas.microsoft.com/office/word/2010/wordprocessingGroup" xmlns:wpi="http://schemas.microsoft.com/office/word/2010/wordprocessingInk" xmlns:wne="http://schemas.microsoft.com/office/word/2006/wordml" xmlns:wps="http://schemas.microsoft.com/office/word/2010/wordprocessingShape" mc:Ignorable="w14 w15 w16se w16cid w16 w16cex w16sdtdh w16sdtfl w16du wp14">
   <w:p>
@@ -631,7 +651,7 @@
         <w:lang w:val="en-GB" w:eastAsia="en-GB"/>
       </w:rPr>
       <w:drawing>
-        <wp:anchor distT="0" distB="0" distL="114300" distR="114300" simplePos="0" relativeHeight="251659264" behindDoc="0" locked="0" layoutInCell="1" allowOverlap="1" wp14:anchorId="1839C84C" wp14:editId="7BC5CC32">
+        <wp:anchor distT="0" distB="0" distL="114300" distR="114300" simplePos="0" relativeHeight="251656704" behindDoc="0" locked="0" layoutInCell="1" allowOverlap="1" wp14:anchorId="1839C84C" wp14:editId="7BC5CC32">
           <wp:simplePos x="0" y="0"/>
           <wp:positionH relativeFrom="column">
             <wp:posOffset>38100</wp:posOffset>
@@ -745,7 +765,7 @@
       <mc:AlternateContent>
         <mc:Choice Requires="wps">
           <w:drawing>
-            <wp:anchor distT="0" distB="0" distL="114300" distR="114300" simplePos="0" relativeHeight="251660288" behindDoc="0" locked="0" layoutInCell="1" allowOverlap="1" wp14:anchorId="6E378A08" wp14:editId="63B73616">
+            <wp:anchor distT="0" distB="0" distL="114300" distR="114300" simplePos="0" relativeHeight="251658752" behindDoc="0" locked="0" layoutInCell="1" allowOverlap="1" wp14:anchorId="6E378A08" wp14:editId="63B73616">
               <wp:simplePos x="0" y="0"/>
               <wp:positionH relativeFrom="column">
                 <wp:posOffset>1905</wp:posOffset>
@@ -1446,6 +1466,7 @@
   <w:style w:type="character" w:default="1" w:styleId="DefaultParagraphFont">
     <w:name w:val="Default Paragraph Font"/>
     <w:uiPriority w:val="1"/>
+    <w:semiHidden/>
     <w:unhideWhenUsed/>
   </w:style>
   <w:style w:type="table" w:default="1" w:styleId="TableNormal">
